--- a/generated_proposals/proposal.docx
+++ b/generated_proposals/proposal.docx
@@ -12,7 +12,7 @@
     </w:p>
     <w:p>
       <w:r>
-        <w:t>HealthConnect Clinics can streamline their appointment booking process and reduce call center workload by implementing a digital intake system, integrating with Athenahealth, and providing role-based staff access controls, resulting in improved patient response times and increased appointment attendance rates.</w:t>
+        <w:t>This proposal outlines a comprehensive solution to address Brightline Retail Group's inventory visibility and reporting issues. Our approach will provide real-time inventory visibility across all five locations, automate reporting, and enable the operations team to focus on high-value tasks. The proposed solution will integrate with existing systems, ensuring a seamless and efficient implementation.</w:t>
       </w:r>
     </w:p>
     <w:p>
@@ -25,7 +25,7 @@
     </w:p>
     <w:p>
       <w:r>
-        <w:t>The primary objectives of this project are to reduce call center workload by 60%, improve patient response times, and increase appointment attendance rates, ultimately enhancing the overall patient experience and operational efficiency of HealthConnect Clinics.</w:t>
+        <w:t>The key objectives of this project are to: 1) Provide real-time inventory visibility across all five locations, 2) Automate reporting and eliminate manual data compilation, and 3) Enable the operations team to focus on strategic tasks rather than data management.</w:t>
       </w:r>
     </w:p>
     <w:p>
@@ -38,7 +38,7 @@
     </w:p>
     <w:p>
       <w:r>
-        <w:t>This proposal covers the development of a digital intake system, integration with Athenahealth, admin management panel, role-based staff access controls, full audit logging, HIPAA compliance documentation, and staff training. It does not include appointment scheduling, billing integration, or clinical documentation features.</w:t>
+        <w:t>The scope of this engagement includes: 1) Design and implementation of a unified inventory management system, 2) Integration with existing systems, 3) Automated reporting and alerting, and 4) Training and support for the operations team. The scope excludes: 1) Replacement of existing systems, 2) Custom development of new features not specified in this proposal.</w:t>
       </w:r>
     </w:p>
     <w:p>
@@ -51,7 +51,7 @@
     </w:p>
     <w:p>
       <w:r>
-        <w:t>The project will be completed within 12 weeks, with the following phases: Week 1-2: Requirements and form design, Week 3-5: Form builder and integration, Week 6-7: Admin panel and notification system, Week 8: Staff training and soft launch, Week 9-10: Full rollout, Week 11-12: Final testing and deployment.</w:t>
+        <w:t>The proposed timeline for this project is Q3 this year (target) / Q4 this year (fallback), with the following phases: 1) Discovery and planning (Weeks 1-2), 2) System design and development (Weeks 3-10), 3) Testing and quality assurance (Weeks 11-12), and 4) Launch and training (Weeks 13-14).</w:t>
       </w:r>
     </w:p>
     <w:p>
@@ -64,7 +64,7 @@
     </w:p>
     <w:p>
       <w:r>
-        <w:t>The total project cost is $35,000, with a breakdown of $20,000 for the digital intake system, $8,000 for Athenahealth integration, $4,000 for the admin panel, and $3,000 for compliance documentation, training, and support. Ongoing support and hosting will be $2,800/month.</w:t>
+        <w:t>The total budget for this project is $90,000, broken down into: 1) System design and development ($60,000), 2) Testing and quality assurance ($10,000), 3) Launch and training ($10,000), and 4) Project management and coordination ($10,000). The payment structure will be: 30% upon project kick-off, 40% upon completion of system development, and 30% upon launch and training.</w:t>
       </w:r>
     </w:p>
     <w:p>
@@ -77,7 +77,7 @@
     </w:p>
     <w:p>
       <w:r>
-        <w:t>By implementing this digital intake system, HealthConnect Clinics can achieve significant improvements in operational efficiency, patient satisfaction, and revenue growth. We believe our proposed solution meets the client's needs and look forward to the opportunity to collaborate and deliver a successful project.</w:t>
+        <w:t>In conclusion, this proposal outlines a comprehensive solution to address Brightline Retail Group's inventory visibility and reporting issues. We believe that our approach will provide significant value to the organization and enable the operations team to focus on strategic tasks. We look forward to the opportunity to discuss this proposal in further detail and answer any questions you may have.</w:t>
       </w:r>
     </w:p>
     <w:sectPr>

--- a/generated_proposals/proposal.docx
+++ b/generated_proposals/proposal.docx
@@ -12,7 +12,7 @@
     </w:p>
     <w:p>
       <w:r>
-        <w:t>This proposal outlines a comprehensive solution to address Brightline Retail Group's inventory visibility and reporting issues. Our approach will provide real-time inventory visibility across all five locations, automate reporting, and enable the operations team to focus on high-value tasks. The proposed solution will integrate with existing systems, ensuring a seamless and efficient implementation.</w:t>
+        <w:t>This proposal outlines a comprehensive solution to address Brightline Retail Group's inventory visibility and reporting issues. Our approach includes a phased implementation of a unified inventory management system, automated reporting, and streamlined operations. The proposed solution will provide real-time inventory visibility across all locations, improve reporting, and enhance operational efficiency.</w:t>
       </w:r>
     </w:p>
     <w:p>
@@ -25,7 +25,7 @@
     </w:p>
     <w:p>
       <w:r>
-        <w:t>The key objectives of this project are to: 1) Provide real-time inventory visibility across all five locations, 2) Automate reporting and eliminate manual data compilation, and 3) Enable the operations team to focus on strategic tasks rather than data management.</w:t>
+        <w:t>The key objectives of this project are to achieve inventory visibility across all locations, improve reporting, and streamline operations. The proposed solution will enable Brightline Retail Group to make informed decisions, reduce manual errors, and increase overall efficiency.</w:t>
       </w:r>
     </w:p>
     <w:p>
@@ -38,7 +38,7 @@
     </w:p>
     <w:p>
       <w:r>
-        <w:t>The scope of this engagement includes: 1) Design and implementation of a unified inventory management system, 2) Integration with existing systems, 3) Automated reporting and alerting, and 4) Training and support for the operations team. The scope excludes: 1) Replacement of existing systems, 2) Custom development of new features not specified in this proposal.</w:t>
+        <w:t>The scope of this engagement includes the design, development, and implementation of a unified inventory management system, automated reporting, and workflow automation. The scope excludes any hardware or infrastructure upgrades, as well as any custom development outside of the proposed solution.</w:t>
       </w:r>
     </w:p>
     <w:p>
@@ -51,7 +51,7 @@
     </w:p>
     <w:p>
       <w:r>
-        <w:t>The proposed timeline for this project is Q3 this year (target) / Q4 this year (fallback), with the following phases: 1) Discovery and planning (Weeks 1-2), 2) System design and development (Weeks 3-10), 3) Testing and quality assurance (Weeks 11-12), and 4) Launch and training (Weeks 13-14).</w:t>
+        <w:t>The proposed timeline for this project is Q3 this year (target) / Q4 this year (fallback). The implementation will be phased, with key milestones including the completion of the integration layer, automated reporting, and workflow automation. The total duration of the project is expected to be approximately 16 weeks.</w:t>
       </w:r>
     </w:p>
     <w:p>
@@ -64,7 +64,7 @@
     </w:p>
     <w:p>
       <w:r>
-        <w:t>The total budget for this project is $90,000, broken down into: 1) System design and development ($60,000), 2) Testing and quality assurance ($10,000), 3) Launch and training ($10,000), and 4) Project management and coordination ($10,000). The payment structure will be: 30% upon project kick-off, 40% upon completion of system development, and 30% upon launch and training.</w:t>
+        <w:t>The total budget for this project is estimated to be between $50,000 and $140,000. The cost breakdown includes $20,000 for the integration layer, $15,000 for automated reporting, $20,000 for workflow automation, and $15,000 for project management and testing. The payment structure will be divided into four installments, with 25% due upon project kick-off, 25% due upon completion of the integration layer, 25% due upon completion of automated reporting, and 25% due upon project completion.</w:t>
       </w:r>
     </w:p>
     <w:p>
@@ -77,7 +77,7 @@
     </w:p>
     <w:p>
       <w:r>
-        <w:t>In conclusion, this proposal outlines a comprehensive solution to address Brightline Retail Group's inventory visibility and reporting issues. We believe that our approach will provide significant value to the organization and enable the operations team to focus on strategic tasks. We look forward to the opportunity to discuss this proposal in further detail and answer any questions you may have.</w:t>
+        <w:t>In conclusion, the proposed solution will provide Brightline Retail Group with a comprehensive and integrated inventory management system, automated reporting, and streamlined operations. We believe that our approach will meet the company's objectives and provide a strong foundation for future growth and success. We look forward to the opportunity to work with Brightline Retail Group and deliver a successful project.</w:t>
       </w:r>
     </w:p>
     <w:sectPr>
